--- a/klagomål/A 39773-2026 FSC-klagomål.docx
+++ b/klagomål/A 39773-2026 FSC-klagomål.docx
@@ -1066,7 +1066,7 @@
     <w:r>
       <w:tab/>
       <w:tab/>
-      <w:t>2026-09-26</w:t>
+      <w:t>2026-09-27</w:t>
       <w:br/>
       <w:br/>
     </w:r>

--- a/klagomål/A 39773-2026 FSC-klagomål.docx
+++ b/klagomål/A 39773-2026 FSC-klagomål.docx
@@ -1066,7 +1066,7 @@
     <w:r>
       <w:tab/>
       <w:tab/>
-      <w:t>2026-09-27</w:t>
+      <w:t>2026-09-28</w:t>
       <w:br/>
       <w:br/>
     </w:r>

--- a/klagomål/A 39773-2026 FSC-klagomål.docx
+++ b/klagomål/A 39773-2026 FSC-klagomål.docx
@@ -1066,7 +1066,7 @@
     <w:r>
       <w:tab/>
       <w:tab/>
-      <w:t>2026-09-28</w:t>
+      <w:t>2026-09-29</w:t>
       <w:br/>
       <w:br/>
     </w:r>

--- a/klagomål/A 39773-2026 FSC-klagomål.docx
+++ b/klagomål/A 39773-2026 FSC-klagomål.docx
@@ -1066,7 +1066,7 @@
     <w:r>
       <w:tab/>
       <w:tab/>
-      <w:t>2026-09-29</w:t>
+      <w:t>2026-09-30</w:t>
       <w:br/>
       <w:br/>
     </w:r>

--- a/klagomål/A 39773-2026 FSC-klagomål.docx
+++ b/klagomål/A 39773-2026 FSC-klagomål.docx
@@ -1066,7 +1066,7 @@
     <w:r>
       <w:tab/>
       <w:tab/>
-      <w:t>2026-09-30</w:t>
+      <w:t>2026-10-01</w:t>
       <w:br/>
       <w:br/>
     </w:r>

--- a/klagomål/A 39773-2026 FSC-klagomål.docx
+++ b/klagomål/A 39773-2026 FSC-klagomål.docx
@@ -1066,7 +1066,7 @@
     <w:r>
       <w:tab/>
       <w:tab/>
-      <w:t>2026-10-01</w:t>
+      <w:t>2026-10-02</w:t>
       <w:br/>
       <w:br/>
     </w:r>

--- a/klagomål/A 39773-2026 FSC-klagomål.docx
+++ b/klagomål/A 39773-2026 FSC-klagomål.docx
@@ -1066,7 +1066,7 @@
     <w:r>
       <w:tab/>
       <w:tab/>
-      <w:t>2026-10-02</w:t>
+      <w:t>2026-10-03</w:t>
       <w:br/>
       <w:br/>
     </w:r>

--- a/klagomål/A 39773-2026 FSC-klagomål.docx
+++ b/klagomål/A 39773-2026 FSC-klagomål.docx
@@ -1066,7 +1066,7 @@
     <w:r>
       <w:tab/>
       <w:tab/>
-      <w:t>2026-10-03</w:t>
+      <w:t>2026-10-04</w:t>
       <w:br/>
       <w:br/>
     </w:r>

--- a/klagomål/A 39773-2026 FSC-klagomål.docx
+++ b/klagomål/A 39773-2026 FSC-klagomål.docx
@@ -1066,7 +1066,7 @@
     <w:r>
       <w:tab/>
       <w:tab/>
-      <w:t>2026-10-04</w:t>
+      <w:t>2026-10-05</w:t>
       <w:br/>
       <w:br/>
     </w:r>

--- a/klagomål/A 39773-2026 FSC-klagomål.docx
+++ b/klagomål/A 39773-2026 FSC-klagomål.docx
@@ -1066,7 +1066,7 @@
     <w:r>
       <w:tab/>
       <w:tab/>
-      <w:t>2026-10-05</w:t>
+      <w:t>2026-10-06</w:t>
       <w:br/>
       <w:br/>
     </w:r>

--- a/klagomål/A 39773-2026 FSC-klagomål.docx
+++ b/klagomål/A 39773-2026 FSC-klagomål.docx
@@ -1066,7 +1066,7 @@
     <w:r>
       <w:tab/>
       <w:tab/>
-      <w:t>2026-10-06</w:t>
+      <w:t>2026-10-07</w:t>
       <w:br/>
       <w:br/>
     </w:r>

--- a/klagomål/A 39773-2026 FSC-klagomål.docx
+++ b/klagomål/A 39773-2026 FSC-klagomål.docx
@@ -1066,7 +1066,7 @@
     <w:r>
       <w:tab/>
       <w:tab/>
-      <w:t>2026-10-07</w:t>
+      <w:t>2026-10-08</w:t>
       <w:br/>
       <w:br/>
     </w:r>

--- a/klagomål/A 39773-2026 FSC-klagomål.docx
+++ b/klagomål/A 39773-2026 FSC-klagomål.docx
@@ -1066,7 +1066,7 @@
     <w:r>
       <w:tab/>
       <w:tab/>
-      <w:t>2026-10-08</w:t>
+      <w:t>2026-10-09</w:t>
       <w:br/>
       <w:br/>
     </w:r>

--- a/klagomål/A 39773-2026 FSC-klagomål.docx
+++ b/klagomål/A 39773-2026 FSC-klagomål.docx
@@ -1066,7 +1066,7 @@
     <w:r>
       <w:tab/>
       <w:tab/>
-      <w:t>2026-10-09</w:t>
+      <w:t>2026-10-10</w:t>
       <w:br/>
       <w:br/>
     </w:r>

--- a/klagomål/A 39773-2026 FSC-klagomål.docx
+++ b/klagomål/A 39773-2026 FSC-klagomål.docx
@@ -1066,7 +1066,7 @@
     <w:r>
       <w:tab/>
       <w:tab/>
-      <w:t>2026-10-10</w:t>
+      <w:t>2026-10-11</w:t>
       <w:br/>
       <w:br/>
     </w:r>

--- a/klagomål/A 39773-2026 FSC-klagomål.docx
+++ b/klagomål/A 39773-2026 FSC-klagomål.docx
@@ -1066,7 +1066,7 @@
     <w:r>
       <w:tab/>
       <w:tab/>
-      <w:t>2026-10-11</w:t>
+      <w:t>2026-10-12</w:t>
       <w:br/>
       <w:br/>
     </w:r>

--- a/klagomål/A 39773-2026 FSC-klagomål.docx
+++ b/klagomål/A 39773-2026 FSC-klagomål.docx
@@ -1066,7 +1066,7 @@
     <w:r>
       <w:tab/>
       <w:tab/>
-      <w:t>2026-10-12</w:t>
+      <w:t>2026-10-13</w:t>
       <w:br/>
       <w:br/>
     </w:r>

--- a/klagomål/A 39773-2026 FSC-klagomål.docx
+++ b/klagomål/A 39773-2026 FSC-klagomål.docx
@@ -1066,7 +1066,7 @@
     <w:r>
       <w:tab/>
       <w:tab/>
-      <w:t>2026-10-13</w:t>
+      <w:t>2026-10-14</w:t>
       <w:br/>
       <w:br/>
     </w:r>

--- a/klagomål/A 39773-2026 FSC-klagomål.docx
+++ b/klagomål/A 39773-2026 FSC-klagomål.docx
@@ -1066,7 +1066,7 @@
     <w:r>
       <w:tab/>
       <w:tab/>
-      <w:t>2026-10-14</w:t>
+      <w:t>2026-10-15</w:t>
       <w:br/>
       <w:br/>
     </w:r>

--- a/klagomål/A 39773-2026 FSC-klagomål.docx
+++ b/klagomål/A 39773-2026 FSC-klagomål.docx
@@ -1066,7 +1066,7 @@
     <w:r>
       <w:tab/>
       <w:tab/>
-      <w:t>2026-10-15</w:t>
+      <w:t>2026-10-16</w:t>
       <w:br/>
       <w:br/>
     </w:r>

--- a/klagomål/A 39773-2026 FSC-klagomål.docx
+++ b/klagomål/A 39773-2026 FSC-klagomål.docx
@@ -1066,7 +1066,7 @@
     <w:r>
       <w:tab/>
       <w:tab/>
-      <w:t>2026-10-16</w:t>
+      <w:t>2026-10-17</w:t>
       <w:br/>
       <w:br/>
     </w:r>

--- a/klagomål/A 39773-2026 FSC-klagomål.docx
+++ b/klagomål/A 39773-2026 FSC-klagomål.docx
@@ -1066,7 +1066,7 @@
     <w:r>
       <w:tab/>
       <w:tab/>
-      <w:t>2026-10-17</w:t>
+      <w:t>2026-10-18</w:t>
       <w:br/>
       <w:br/>
     </w:r>

--- a/klagomål/A 39773-2026 FSC-klagomål.docx
+++ b/klagomål/A 39773-2026 FSC-klagomål.docx
@@ -1066,7 +1066,7 @@
     <w:r>
       <w:tab/>
       <w:tab/>
-      <w:t>2026-10-18</w:t>
+      <w:t>2026-10-19</w:t>
       <w:br/>
       <w:br/>
     </w:r>

--- a/klagomål/A 39773-2026 FSC-klagomål.docx
+++ b/klagomål/A 39773-2026 FSC-klagomål.docx
@@ -1066,7 +1066,7 @@
     <w:r>
       <w:tab/>
       <w:tab/>
-      <w:t>2026-10-19</w:t>
+      <w:t>2026-10-20</w:t>
       <w:br/>
       <w:br/>
     </w:r>

--- a/klagomål/A 39773-2026 FSC-klagomål.docx
+++ b/klagomål/A 39773-2026 FSC-klagomål.docx
@@ -1066,7 +1066,7 @@
     <w:r>
       <w:tab/>
       <w:tab/>
-      <w:t>2026-10-20</w:t>
+      <w:t>2026-10-21</w:t>
       <w:br/>
       <w:br/>
     </w:r>

--- a/klagomål/A 39773-2026 FSC-klagomål.docx
+++ b/klagomål/A 39773-2026 FSC-klagomål.docx
@@ -1066,7 +1066,7 @@
     <w:r>
       <w:tab/>
       <w:tab/>
-      <w:t>2026-10-21</w:t>
+      <w:t>2026-10-22</w:t>
       <w:br/>
       <w:br/>
     </w:r>

--- a/klagomål/A 39773-2026 FSC-klagomål.docx
+++ b/klagomål/A 39773-2026 FSC-klagomål.docx
@@ -1066,7 +1066,7 @@
     <w:r>
       <w:tab/>
       <w:tab/>
-      <w:t>2026-10-22</w:t>
+      <w:t>2026-10-23</w:t>
       <w:br/>
       <w:br/>
     </w:r>

--- a/klagomål/A 39773-2026 FSC-klagomål.docx
+++ b/klagomål/A 39773-2026 FSC-klagomål.docx
@@ -178,7 +178,7 @@
       <w:r>
         <w:drawing>
           <wp:inline xmlns:a="http://schemas.openxmlformats.org/drawingml/2006/main" xmlns:pic="http://schemas.openxmlformats.org/drawingml/2006/picture">
-            <wp:extent cx="5486400" cy="5150806"/>
+            <wp:extent cx="5486400" cy="5275240"/>
             <wp:docPr id="1" name="Picture 1"/>
             <wp:cNvGraphicFramePr>
               <a:graphicFrameLocks noChangeAspect="1"/>
@@ -199,7 +199,7 @@
                   <pic:spPr>
                     <a:xfrm>
                       <a:off x="0" y="0"/>
-                      <a:ext cx="5486400" cy="5150806"/>
+                      <a:ext cx="5486400" cy="5275240"/>
                     </a:xfrm>
                     <a:prstGeom prst="rect"/>
                   </pic:spPr>
@@ -216,12 +216,12 @@
         <w:spacing w:after="240"/>
       </w:pPr>
       <w:r>
-        <w:t>Figur 1. Fyndplatser för naturvårdsarter i avverkningsanmälan. Markörer utan svart kant är placerade på fyndplatsen. Markörer med svart kant är placerade vid sidan av fyndplatsen och har ett svart streck som visar fyndplatsens exakta position. Kartans mittpunktskoordinat är N 6509346, E 587158 i SWEREF 99 TM.</w:t>
+        <w:t>Figur 1. Fyndplatser för naturvårdsarter i och inom 3 meter från avverkningsanmälan. Markörer utan svart kant är placerade på fyndplatsen. Markörer med svart kant är placerade vid sidan av fyndplatsen och har ett svart streck som visar fyndplatsens exakta position. Kartans mittpunktskoordinat är N 6509346, E 587158 i SWEREF 99 TM.</w:t>
       </w:r>
     </w:p>
     <w:p>
       <w:r>
-        <w:t>I avverkningsanmälan finns fynd av 5 naturvårdsarter, varav 2 är rödlistade, 2 är fridlysta, 2 är typiska (T) och 2 är signalarter (S): månlåsbräken (NT), talltita (NT, §4), blåmossa (S, T), mindre märgborre (S, T) och grönsiska (§4). Se Figur 1.</w:t>
+        <w:t>I och inom 3 meter från avverkningsanmälan finns fynd av 7 naturvårdsarter, varav 2 är rödlistade, 4 är fridlysta, 4 är typiska (T) och 2 är signalarter (S): månlåsbräken (NT), talltita (NT, §4), blåmossa (S, T), mindre märgborre (S, T), järpe (T, §4), spillkråka (T, §4) och grönsiska (§4). Se Figur 1.</w:t>
       </w:r>
     </w:p>
     <w:p>
@@ -317,6 +317,64 @@
       </w:r>
     </w:p>
     <w:p>
+      <w:r>
+        <w:rPr>
+          <w:b/>
+        </w:rPr>
+        <w:t>Järpe (§4)</w:t>
+      </w:r>
+      <w:r>
+        <w:t xml:space="preserve">, som är upptagen i bilaga 1 och 2 EU:s fågeldirektiv, är mycket stationär inom sitt revir som är minst 25 hektar stort. Livsmiljöerna utgörs av tät barrskog med inblandning av lövträd och en väl utvecklad flerskiktad struktur med bärris och yngre eller undertryckta, täta granar i ett lägre skikt, ofta utmed bäckar och åar inne i den skyddande granskogen. Den överlever inte om dess livsmiljö kalavverkas och är även känslig för röjning, gallring och avverkning där unga granar och lövträd inte sparas i tillräcklig omfattning. Arten finns i sammanhängande grandominerad skog över hela Sverige men förekomsterna är betydligt glesare i Götaland än i övriga landet. Järpe är typisk art för </w:t>
+      </w:r>
+      <w:r>
+        <w:rPr>
+          <w:i/>
+        </w:rPr>
+        <w:t xml:space="preserve">9010 Taiga, 9080 Lövsumpskog </w:t>
+      </w:r>
+      <w:r>
+        <w:t xml:space="preserve">och </w:t>
+      </w:r>
+      <w:r>
+        <w:rPr>
+          <w:i/>
+        </w:rPr>
+        <w:t xml:space="preserve">9740 Skogsbevuxen myr </w:t>
+      </w:r>
+      <w:r>
+        <w:t>(SLU Artdatabanken, 2026).</w:t>
+      </w:r>
+    </w:p>
+    <w:p>
+      <w:r>
+        <w:rPr>
+          <w:b/>
+        </w:rPr>
+        <w:t>Spillkråka (§4)</w:t>
+      </w:r>
+      <w:r>
+        <w:t xml:space="preserve"> omfattas av bilaga 1 i EU:s fågeldirektiv och är typisk art för </w:t>
+      </w:r>
+      <w:r>
+        <w:rPr>
+          <w:i/>
+        </w:rPr>
+        <w:t xml:space="preserve">9010 Taiga </w:t>
+      </w:r>
+      <w:r>
+        <w:t>och</w:t>
+      </w:r>
+      <w:r>
+        <w:rPr>
+          <w:i/>
+        </w:rPr>
+        <w:t xml:space="preserve"> 9740 Skogsbevuxen myr</w:t>
+      </w:r>
+      <w:r>
+        <w:t>. Den behöver grova träd, främst tall, asp och bok som boträd. Skogsbruk med korta omloppstider och täta, homogena ungskogar utgör det största hotet. Spillkråka är en nyckelart i skogliga miljöer vars övergivna bohål utnyttjas av flera andra hålhäckande fågelarter och fladdermöss, däribland pärluggla (EN, §4), knipa (§4), salskrake (§4) och skogsduva (§4). Hökuggla (VU, §4) och slaguggla (§4) häckar ofta i högstubbar som brutits av i höjd med ett gammalt spillkråkebo (SLU Artdatabanken, 2026; Skogsstyrelsen, 2016).</w:t>
+      </w:r>
+    </w:p>
+    <w:p>
       <w:pPr>
         <w:pStyle w:val="Heading1"/>
       </w:pPr>
@@ -422,7 +480,7 @@
         <w:rPr>
           <w:i/>
         </w:rPr>
-        <w:t>I det avverkningsanmälda skogsområdet har 5 naturvårdsarter varav 2 rödlistade arter sina livsmiljöer och växtplatser.</w:t>
+        <w:t>I det avverkningsanmälda skogsområdet har 7 naturvårdsarter varav 2 rödlistade arter sina livsmiljöer och växtplatser.</w:t>
       </w:r>
     </w:p>
     <w:p>
@@ -936,6 +994,136 @@
       </w:r>
       <w:r>
         <w:t xml:space="preserve"> Länsstyrelsen Gävleborg, Rapport 2009:14.</w:t>
+      </w:r>
+    </w:p>
+    <w:p>
+      <w:pPr>
+        <w:pStyle w:val="Heading1"/>
+      </w:pPr>
+      <w:r>
+        <w:t>Järpe – ekologi samt krav på livsmiljön</w:t>
+      </w:r>
+    </w:p>
+    <w:p>
+      <w:r>
+        <w:t>Järpe är fridlyst enligt 4§ artskyddsförordningen och upptagen i bilaga 1 och 2 EU:s fågeldirektiv. Den finns i sammanhängande grandominerad skog över hela Sverige men förekomsterna är betydligt glesare i Götaland än i övriga landet. Järpen har sina livsmiljöer i tät barrskog med inblandning av lövträd och en väl utvecklad flerskiktad struktur med bärris och yngre eller undertryckta, täta granar i ett lägre skikt, ofta utmed bäckar och åar inne i den skyddande granskogen (SLU Artdatabanken, 2026).</w:t>
+      </w:r>
+    </w:p>
+    <w:p>
+      <w:r>
+        <w:t xml:space="preserve">Arten behöver lämpliga skogsbestånd om sammanlagt minst 25 hektar. Den är mycket stationär inom sitt revir och när ett par etablerat sig stannar de så länge miljön är intakt. Den undviker öppen mark och förﬂyttar sig sällan över större öppna myrar eller åkermark, och är därför känslig för fragmentering. Järpen överlever inte om dess livsmiljö kalavverkas och är även känslig för röjning, gallring och avverkning där unga granar och lövträd inte sparas i tillräcklig omfattning.  Järpe är typisk art för </w:t>
+      </w:r>
+      <w:r>
+        <w:rPr>
+          <w:i/>
+        </w:rPr>
+        <w:t>9010 Taiga, 9740 Skogsbevuxen myr</w:t>
+      </w:r>
+      <w:r>
+        <w:t xml:space="preserve"> och </w:t>
+      </w:r>
+      <w:r>
+        <w:rPr>
+          <w:i/>
+        </w:rPr>
+        <w:t>9080 Lövsumpskog</w:t>
+      </w:r>
+      <w:r>
+        <w:t xml:space="preserve"> (SLU Artdatabanken, 2026).</w:t>
+      </w:r>
+    </w:p>
+    <w:p>
+      <w:pPr>
+        <w:pStyle w:val="Heading2"/>
+      </w:pPr>
+      <w:r>
+        <w:t>Referenser – järpe</w:t>
+      </w:r>
+    </w:p>
+    <w:p>
+      <w:r>
+        <w:t xml:space="preserve">SLU Artdatabanken, 2026. </w:t>
+      </w:r>
+      <w:r>
+        <w:rPr>
+          <w:i/>
+        </w:rPr>
+        <w:t xml:space="preserve">Artfaktablad. Naturvård – artfakta. </w:t>
+      </w:r>
+      <w:r>
+        <w:t>SLU Artdatabanken, Uppsala</w:t>
+      </w:r>
+    </w:p>
+    <w:p>
+      <w:pPr>
+        <w:pStyle w:val="Heading1"/>
+      </w:pPr>
+      <w:r>
+        <w:t>Spillkråka – ekologi samt krav på livsmiljön</w:t>
+      </w:r>
+    </w:p>
+    <w:p>
+      <w:r>
+        <w:t xml:space="preserve">Spillkråka (§4) ingår i bilaga 1 EU:s fågeldirektiv och är typisk art för </w:t>
+      </w:r>
+      <w:r>
+        <w:rPr>
+          <w:i/>
+        </w:rPr>
+        <w:t xml:space="preserve">9010 Taiga </w:t>
+      </w:r>
+      <w:r>
+        <w:t>och</w:t>
+      </w:r>
+      <w:r>
+        <w:rPr>
+          <w:i/>
+        </w:rPr>
+        <w:t xml:space="preserve"> 9740 Skogsbevuxen myr</w:t>
+      </w:r>
+      <w:r>
+        <w:t>. Den lever i både barr- och blandskog liksom i ren lövskog. De tätaste populationerna tenderar att finnas i äldre, variationsrik blandskog med gott om död ved och gamla träd. Varje par utnyttjar 400–1000 hektar skog beroende på skogens kvalitet. Skogsbruk med korta omloppstider och täta, homogena ungskogar utgör det största hotet (SLU Artdatabanken, 2026).</w:t>
+      </w:r>
+    </w:p>
+    <w:p>
+      <w:r>
+        <w:t>Spillkråka är en nyckelart i skogliga miljöer vars övergivna bohål utnyttjas av flera andra hålhäckande fågelarter och fladdermöss, däribland pärluggla (EN, §4), knipa (§4), salskrake (§4) och skogsduva (§4). Hökuggla (VU, §4) och slaguggla (§4) häckar ofta i högstubbar som brutits av i höjd med ett gammalt spillkråkebo (Skogsstyrelsen, 2016).</w:t>
+      </w:r>
+    </w:p>
+    <w:p>
+      <w:pPr>
+        <w:pStyle w:val="Heading2"/>
+      </w:pPr>
+      <w:r>
+        <w:t>Referenser – spillkråka</w:t>
+      </w:r>
+    </w:p>
+    <w:p>
+      <w:r>
+        <w:t xml:space="preserve">Skogsstyrelsen, 2016. </w:t>
+      </w:r>
+      <w:r>
+        <w:rPr>
+          <w:i/>
+        </w:rPr>
+        <w:t xml:space="preserve">Vägledning för hänsyn till spillkråka. </w:t>
+      </w:r>
+      <w:r>
+        <w:t>Vägledningar och kunskapsstöd artskydd – Skogsstyrelsen.</w:t>
+      </w:r>
+    </w:p>
+    <w:p>
+      <w:r>
+        <w:t xml:space="preserve">SLU Artdatabanken, 2026. </w:t>
+      </w:r>
+      <w:r>
+        <w:rPr>
+          <w:i/>
+        </w:rPr>
+        <w:t xml:space="preserve">Artfaktablad. Naturvård – artfakta. </w:t>
+      </w:r>
+      <w:r>
+        <w:t>SLU Artdatabanken, Uppsala.</w:t>
       </w:r>
     </w:p>
     <w:sectPr>
@@ -1066,7 +1254,7 @@
     <w:r>
       <w:tab/>
       <w:tab/>
-      <w:t>2026-10-23</w:t>
+      <w:t>2026-10-24</w:t>
       <w:br/>
       <w:br/>
     </w:r>

--- a/klagomål/A 39773-2026 FSC-klagomål.docx
+++ b/klagomål/A 39773-2026 FSC-klagomål.docx
@@ -1254,7 +1254,7 @@
     <w:r>
       <w:tab/>
       <w:tab/>
-      <w:t>2026-10-24</w:t>
+      <w:t>2026-10-25</w:t>
       <w:br/>
       <w:br/>
     </w:r>

--- a/klagomål/A 39773-2026 FSC-klagomål.docx
+++ b/klagomål/A 39773-2026 FSC-klagomål.docx
@@ -1254,7 +1254,7 @@
     <w:r>
       <w:tab/>
       <w:tab/>
-      <w:t>2026-10-25</w:t>
+      <w:t>2026-10-26</w:t>
       <w:br/>
       <w:br/>
     </w:r>

--- a/klagomål/A 39773-2026 FSC-klagomål.docx
+++ b/klagomål/A 39773-2026 FSC-klagomål.docx
@@ -1254,7 +1254,7 @@
     <w:r>
       <w:tab/>
       <w:tab/>
-      <w:t>2026-10-26</w:t>
+      <w:t>2026-10-27</w:t>
       <w:br/>
       <w:br/>
     </w:r>

--- a/klagomål/A 39773-2026 FSC-klagomål.docx
+++ b/klagomål/A 39773-2026 FSC-klagomål.docx
@@ -1254,7 +1254,7 @@
     <w:r>
       <w:tab/>
       <w:tab/>
-      <w:t>2026-10-27</w:t>
+      <w:t>2026-10-28</w:t>
       <w:br/>
       <w:br/>
     </w:r>

--- a/klagomål/A 39773-2026 FSC-klagomål.docx
+++ b/klagomål/A 39773-2026 FSC-klagomål.docx
@@ -1254,7 +1254,7 @@
     <w:r>
       <w:tab/>
       <w:tab/>
-      <w:t>2026-10-28</w:t>
+      <w:t>2026-10-29</w:t>
       <w:br/>
       <w:br/>
     </w:r>

--- a/klagomål/A 39773-2026 FSC-klagomål.docx
+++ b/klagomål/A 39773-2026 FSC-klagomål.docx
@@ -1254,7 +1254,7 @@
     <w:r>
       <w:tab/>
       <w:tab/>
-      <w:t>2026-10-29</w:t>
+      <w:t>2026-10-31</w:t>
       <w:br/>
       <w:br/>
     </w:r>
